--- a/templates/Пропуск_транспортный.docx
+++ b/templates/Пропуск_транспортный.docx
@@ -13,7 +13,7 @@
           <w:i w:val="0"/>
           <w:sz w:val="24"/>
         </w:rPr>
-        <w:t>Разрешается въезд на territories зоны эвакуации (отчуждения), зоны первоочередного отселения и зоны последующего отселения, с которых отселено население и на которых установлен контрольно-пропускной режим.</w:t>
+        <w:t>Разрешается въезд на территориях зоны эвакуации (отчуждения), зоны первоочередного отселения и зоны последующего отселения, с которых отселено население и на которых установлен контрольно-пропускной режим.</w:t>
       </w:r>
     </w:p>
     <w:p>
